--- a/ML_u_PredAna/ZF_02.docx
+++ b/ML_u_PredAna/ZF_02.docx
@@ -855,8 +855,852 @@
         </w:numPr>
       </w:pPr>
       <w:r>
-        <w:t>L1 = Lasso (Features auf 0 setzbar) / L2 = Ridge (schrumpft alle Gewichte)</w:t>
-      </w:r>
+        <w:t>L1 = Lasso (Features auf 0 setzbar) / L2 = Ridge (schrumpft alle Gewichte</w:t>
+      </w:r>
+    </w:p>
+    <w:p>
+      <w:pPr>
+        <w:numPr>
+          <w:numId w:val="7"/>
+          <w:ilvl w:val="0"/>
+        </w:numPr>
+      </w:pPr>
+      <w:r>
+        <w:drawing>
+          <wp:inline distT="0" distB="0" distL="0" distR="0">
+            <wp:extent cx="3657600" cy="2543175"/>
+            <wp:effectExtent l="0" t="0" r="0" b="0"/>
+            <wp:docPr id="1564893064" name="Uploaded picture"/>
+            <wp:cNvGraphicFramePr>
+              <a:graphicFrameLocks xmlns:a="http://schemas.openxmlformats.org/drawingml/2006/main" noChangeAspect="1"/>
+            </wp:cNvGraphicFramePr>
+            <a:graphic xmlns:a="http://schemas.openxmlformats.org/drawingml/2006/main">
+              <a:graphicData uri="http://schemas.openxmlformats.org/drawingml/2006/picture">
+                <pic:pic xmlns:pic="http://schemas.openxmlformats.org/drawingml/2006/picture">
+                  <pic:nvPicPr>
+                    <pic:cNvPr id="1564893064" name="Uploaded picture"/>
+                    <pic:cNvPicPr>
+                      <a:picLocks noChangeAspect="1" noChangeArrowheads="1"/>
+                    </pic:cNvPicPr>
+                  </pic:nvPicPr>
+                  <pic:blipFill>
+                    <a:blip r:embed="rId15"/>
+                    <a:stretch>
+                      <a:fillRect/>
+                    </a:stretch>
+                  </pic:blipFill>
+                  <pic:spPr bwMode="auto">
+                    <a:xfrm>
+                      <a:ext cx="3657600" cy="2543175"/>
+                      <a:off x="0" y="0"/>
+                    </a:xfrm>
+                    <a:prstGeom prst="rect">
+                      <a:avLst/>
+                    </a:prstGeom>
+                    <a:noFill/>
+                  </pic:spPr>
+                </pic:pic>
+              </a:graphicData>
+            </a:graphic>
+          </wp:inline>
+        </w:drawing>
+      </w:r>
+      <w:r>
+        <w:t>)</w:t>
+      </w:r>
+    </w:p>
+    <w:p>
+      <w:pPr>
+        <w:rPr>
+          <w:rFonts w:ascii="Arial" w:hAnsi="Arial" w:cs="Arial" w:eastAsiaTheme="minorHAnsi"/>
+          <w:kern w:val="2"/>
+          <w:lang w:val="en-US" w:eastAsia="en-US" w:bidi="ar-SA"/>
+          <w14:ligatures w14:val="standardContextual"/>
+        </w:rPr>
+        <w:pStyle w:val="Heading4"/>
+      </w:pPr>
+      <w:r>
+        <w:t xml:space="preserve">Code-Bsp. in Prüfung: </w:t>
+      </w:r>
+    </w:p>
+    <w:p>
+      <w:pPr>
+        <w:rPr>
+          <w:rFonts w:ascii="Arial" w:hAnsi="Arial" w:cs="Arial" w:eastAsiaTheme="minorHAnsi"/>
+          <w:kern w:val="2"/>
+          <w:lang w:val="en-US" w:eastAsia="en-US" w:bidi="ar-SA"/>
+          <w14:ligatures w14:val="standardContextual"/>
+        </w:rPr>
+      </w:pPr>
+    </w:p>
+    <w:p>
+      <w:r>
+        <w:drawing>
+          <wp:inline distT="0" distB="0" distL="0" distR="0">
+            <wp:extent cx="5753100" cy="2952750"/>
+            <wp:effectExtent l="0" t="0" r="0" b="0"/>
+            <wp:docPr id="1664084227" name="Uploaded picture"/>
+            <wp:cNvGraphicFramePr>
+              <a:graphicFrameLocks xmlns:a="http://schemas.openxmlformats.org/drawingml/2006/main" noChangeAspect="1"/>
+            </wp:cNvGraphicFramePr>
+            <a:graphic xmlns:a="http://schemas.openxmlformats.org/drawingml/2006/main">
+              <a:graphicData uri="http://schemas.openxmlformats.org/drawingml/2006/picture">
+                <pic:pic xmlns:pic="http://schemas.openxmlformats.org/drawingml/2006/picture">
+                  <pic:nvPicPr>
+                    <pic:cNvPr id="1664084227" name="Uploaded picture"/>
+                    <pic:cNvPicPr>
+                      <a:picLocks noChangeAspect="1" noChangeArrowheads="1"/>
+                    </pic:cNvPicPr>
+                  </pic:nvPicPr>
+                  <pic:blipFill>
+                    <a:blip r:embed="rId16"/>
+                    <a:stretch>
+                      <a:fillRect/>
+                    </a:stretch>
+                  </pic:blipFill>
+                  <pic:spPr bwMode="auto">
+                    <a:xfrm>
+                      <a:ext cx="5753100" cy="2952750"/>
+                      <a:off x="0" y="0"/>
+                    </a:xfrm>
+                    <a:prstGeom prst="rect">
+                      <a:avLst/>
+                    </a:prstGeom>
+                    <a:noFill/>
+                  </pic:spPr>
+                </pic:pic>
+              </a:graphicData>
+            </a:graphic>
+          </wp:inline>
+        </w:drawing>
+      </w:r>
+    </w:p>
+    <w:p/>
+    <w:p>
+      <w:r>
+        <w:drawing>
+          <wp:inline distT="0" distB="0" distL="0" distR="0">
+            <wp:extent cx="5753100" cy="3143250"/>
+            <wp:effectExtent l="0" t="0" r="0" b="0"/>
+            <wp:docPr id="546126909" name="Uploaded picture"/>
+            <wp:cNvGraphicFramePr>
+              <a:graphicFrameLocks xmlns:a="http://schemas.openxmlformats.org/drawingml/2006/main" noChangeAspect="1"/>
+            </wp:cNvGraphicFramePr>
+            <a:graphic xmlns:a="http://schemas.openxmlformats.org/drawingml/2006/main">
+              <a:graphicData uri="http://schemas.openxmlformats.org/drawingml/2006/picture">
+                <pic:pic xmlns:pic="http://schemas.openxmlformats.org/drawingml/2006/picture">
+                  <pic:nvPicPr>
+                    <pic:cNvPr id="546126909" name="Uploaded picture"/>
+                    <pic:cNvPicPr>
+                      <a:picLocks noChangeAspect="1" noChangeArrowheads="1"/>
+                    </pic:cNvPicPr>
+                  </pic:nvPicPr>
+                  <pic:blipFill>
+                    <a:blip r:embed="rId17"/>
+                    <a:stretch>
+                      <a:fillRect/>
+                    </a:stretch>
+                  </pic:blipFill>
+                  <pic:spPr bwMode="auto">
+                    <a:xfrm>
+                      <a:ext cx="5753100" cy="3143250"/>
+                      <a:off x="0" y="0"/>
+                    </a:xfrm>
+                    <a:prstGeom prst="rect">
+                      <a:avLst/>
+                    </a:prstGeom>
+                    <a:noFill/>
+                  </pic:spPr>
+                </pic:pic>
+              </a:graphicData>
+            </a:graphic>
+          </wp:inline>
+        </w:drawing>
+      </w:r>
+    </w:p>
+    <w:p>
+      <w:r>
+        <w:drawing>
+          <wp:inline distT="0" distB="0" distL="0" distR="0">
+            <wp:extent cx="5753100" cy="3105150"/>
+            <wp:effectExtent l="0" t="0" r="0" b="0"/>
+            <wp:docPr id="2067697777" name="Uploaded picture"/>
+            <wp:cNvGraphicFramePr>
+              <a:graphicFrameLocks xmlns:a="http://schemas.openxmlformats.org/drawingml/2006/main" noChangeAspect="1"/>
+            </wp:cNvGraphicFramePr>
+            <a:graphic xmlns:a="http://schemas.openxmlformats.org/drawingml/2006/main">
+              <a:graphicData uri="http://schemas.openxmlformats.org/drawingml/2006/picture">
+                <pic:pic xmlns:pic="http://schemas.openxmlformats.org/drawingml/2006/picture">
+                  <pic:nvPicPr>
+                    <pic:cNvPr id="2067697777" name="Uploaded picture"/>
+                    <pic:cNvPicPr>
+                      <a:picLocks noChangeAspect="1" noChangeArrowheads="1"/>
+                    </pic:cNvPicPr>
+                  </pic:nvPicPr>
+                  <pic:blipFill>
+                    <a:blip r:embed="rId18"/>
+                    <a:stretch>
+                      <a:fillRect/>
+                    </a:stretch>
+                  </pic:blipFill>
+                  <pic:spPr bwMode="auto">
+                    <a:xfrm>
+                      <a:ext cx="5753100" cy="3105150"/>
+                      <a:off x="0" y="0"/>
+                    </a:xfrm>
+                    <a:prstGeom prst="rect">
+                      <a:avLst/>
+                    </a:prstGeom>
+                    <a:noFill/>
+                  </pic:spPr>
+                </pic:pic>
+              </a:graphicData>
+            </a:graphic>
+          </wp:inline>
+        </w:drawing>
+      </w:r>
+      <w:r>
+        <w:drawing>
+          <wp:inline distT="0" distB="0" distL="0" distR="0">
+            <wp:extent cx="5753100" cy="3000375"/>
+            <wp:effectExtent l="0" t="0" r="0" b="0"/>
+            <wp:docPr id="1621131382" name="Uploaded picture"/>
+            <wp:cNvGraphicFramePr>
+              <a:graphicFrameLocks xmlns:a="http://schemas.openxmlformats.org/drawingml/2006/main" noChangeAspect="1"/>
+            </wp:cNvGraphicFramePr>
+            <a:graphic xmlns:a="http://schemas.openxmlformats.org/drawingml/2006/main">
+              <a:graphicData uri="http://schemas.openxmlformats.org/drawingml/2006/picture">
+                <pic:pic xmlns:pic="http://schemas.openxmlformats.org/drawingml/2006/picture">
+                  <pic:nvPicPr>
+                    <pic:cNvPr id="1621131382" name="Uploaded picture"/>
+                    <pic:cNvPicPr>
+                      <a:picLocks noChangeAspect="1" noChangeArrowheads="1"/>
+                    </pic:cNvPicPr>
+                  </pic:nvPicPr>
+                  <pic:blipFill>
+                    <a:blip r:embed="rId19"/>
+                    <a:stretch>
+                      <a:fillRect/>
+                    </a:stretch>
+                  </pic:blipFill>
+                  <pic:spPr bwMode="auto">
+                    <a:xfrm>
+                      <a:ext cx="5753100" cy="3000375"/>
+                      <a:off x="0" y="0"/>
+                    </a:xfrm>
+                    <a:prstGeom prst="rect">
+                      <a:avLst/>
+                    </a:prstGeom>
+                    <a:noFill/>
+                  </pic:spPr>
+                </pic:pic>
+              </a:graphicData>
+            </a:graphic>
+          </wp:inline>
+        </w:drawing>
+      </w:r>
+    </w:p>
+    <w:p/>
+    <w:p>
+      <w:r>
+        <w:drawing>
+          <wp:inline distT="0" distB="0" distL="0" distR="0">
+            <wp:extent cx="5753100" cy="3000375"/>
+            <wp:effectExtent l="0" t="0" r="0" b="0"/>
+            <wp:docPr id="1178655931" name="Uploaded picture"/>
+            <wp:cNvGraphicFramePr>
+              <a:graphicFrameLocks xmlns:a="http://schemas.openxmlformats.org/drawingml/2006/main" noChangeAspect="1"/>
+            </wp:cNvGraphicFramePr>
+            <a:graphic xmlns:a="http://schemas.openxmlformats.org/drawingml/2006/main">
+              <a:graphicData uri="http://schemas.openxmlformats.org/drawingml/2006/picture">
+                <pic:pic xmlns:pic="http://schemas.openxmlformats.org/drawingml/2006/picture">
+                  <pic:nvPicPr>
+                    <pic:cNvPr id="1178655931" name="Uploaded picture"/>
+                    <pic:cNvPicPr>
+                      <a:picLocks noChangeAspect="1" noChangeArrowheads="1"/>
+                    </pic:cNvPicPr>
+                  </pic:nvPicPr>
+                  <pic:blipFill>
+                    <a:blip r:embed="rId20"/>
+                    <a:stretch>
+                      <a:fillRect/>
+                    </a:stretch>
+                  </pic:blipFill>
+                  <pic:spPr bwMode="auto">
+                    <a:xfrm>
+                      <a:ext cx="5753100" cy="3000375"/>
+                      <a:off x="0" y="0"/>
+                    </a:xfrm>
+                    <a:prstGeom prst="rect">
+                      <a:avLst/>
+                    </a:prstGeom>
+                    <a:noFill/>
+                  </pic:spPr>
+                </pic:pic>
+              </a:graphicData>
+            </a:graphic>
+          </wp:inline>
+        </w:drawing>
+      </w:r>
+    </w:p>
+    <w:p>
+      <w:r>
+        <w:drawing>
+          <wp:inline distT="0" distB="0" distL="0" distR="0">
+            <wp:extent cx="5753100" cy="2981325"/>
+            <wp:effectExtent l="0" t="0" r="0" b="0"/>
+            <wp:docPr id="1978613670" name="Uploaded picture"/>
+            <wp:cNvGraphicFramePr>
+              <a:graphicFrameLocks xmlns:a="http://schemas.openxmlformats.org/drawingml/2006/main" noChangeAspect="1"/>
+            </wp:cNvGraphicFramePr>
+            <a:graphic xmlns:a="http://schemas.openxmlformats.org/drawingml/2006/main">
+              <a:graphicData uri="http://schemas.openxmlformats.org/drawingml/2006/picture">
+                <pic:pic xmlns:pic="http://schemas.openxmlformats.org/drawingml/2006/picture">
+                  <pic:nvPicPr>
+                    <pic:cNvPr id="1978613670" name="Uploaded picture"/>
+                    <pic:cNvPicPr>
+                      <a:picLocks noChangeAspect="1" noChangeArrowheads="1"/>
+                    </pic:cNvPicPr>
+                  </pic:nvPicPr>
+                  <pic:blipFill>
+                    <a:blip r:embed="rId21"/>
+                    <a:stretch>
+                      <a:fillRect/>
+                    </a:stretch>
+                  </pic:blipFill>
+                  <pic:spPr bwMode="auto">
+                    <a:xfrm>
+                      <a:ext cx="5753100" cy="2981325"/>
+                      <a:off x="0" y="0"/>
+                    </a:xfrm>
+                    <a:prstGeom prst="rect">
+                      <a:avLst/>
+                    </a:prstGeom>
+                    <a:noFill/>
+                  </pic:spPr>
+                </pic:pic>
+              </a:graphicData>
+            </a:graphic>
+          </wp:inline>
+        </w:drawing>
+      </w:r>
+    </w:p>
+    <w:p/>
+    <w:p>
+      <w:pPr>
+        <w:pStyle w:val="Heading2"/>
+      </w:pPr>
+      <w:r>
+        <w:t>Control Questions</w:t>
+      </w:r>
+    </w:p>
+    <w:p/>
+    <w:p>
+      <w:pPr>
+        <w:pStyle w:val="Heading4"/>
+      </w:pPr>
+      <w:r>
+        <w:t>Warum ist Random Forest besser als ein einzelner Decision Tree?</w:t>
+      </w:r>
+    </w:p>
+    <w:p>
+      <w:r>
+        <w:t>Ein einzelner Decision Tree hat zwei große Schwächen:</w:t>
+      </w:r>
+    </w:p>
+    <w:p>
+      <w:pPr>
+        <w:numPr>
+          <w:numId w:val="9"/>
+          <w:ilvl w:val="0"/>
+        </w:numPr>
+      </w:pPr>
+      <w:r>
+        <w:rPr>
+          <w:b/>
+          <w:rFonts w:ascii="Arial" w:hAnsi="Arial" w:cs="Arial" w:eastAsiaTheme="minorHAnsi"/>
+        </w:rPr>
+        <w:t>Overfitting</w:t>
+      </w:r>
+      <w:r>
+        <w:t xml:space="preserve"> — er lernt die Trainingsdaten zu genau, auch den Zufall und das Rauschen.</w:t>
+      </w:r>
+    </w:p>
+    <w:p>
+      <w:pPr>
+        <w:numPr>
+          <w:numId w:val="9"/>
+          <w:ilvl w:val="0"/>
+        </w:numPr>
+      </w:pPr>
+      <w:r>
+        <w:rPr>
+          <w:b/>
+          <w:rFonts w:ascii="Arial" w:hAnsi="Arial" w:cs="Arial" w:eastAsiaTheme="minorHAnsi"/>
+        </w:rPr>
+        <w:t>Instabilität</w:t>
+      </w:r>
+      <w:r>
+        <w:t xml:space="preserve"> — kleine Änderung in den Daten → komplett anderer Baum.</w:t>
+      </w:r>
+    </w:p>
+    <w:p>
+      <w:r>
+        <w:pict w14:anchorId="2136299720">
+          <v:rect id="_x0000_i7571" style="width: 468pt;height: 1.5pt;" fillcolor="#e5e7eb" o:hralign="center" o:hrstd="t" o:hr="t" stroked="f"/>
+        </w:pict>
+      </w:r>
+    </w:p>
+    <w:p>
+      <w:pPr>
+        <w:pStyle w:val="Heading4"/>
+        <w:numPr>
+          <w:numId w:val="10"/>
+          <w:ilvl w:val="0"/>
+        </w:numPr>
+      </w:pPr>
+      <w:r>
+        <w:t>Random Forest löst beide Probleme gleichzeitig</w:t>
+      </w:r>
+    </w:p>
+    <w:p>
+      <w:pPr>
+        <w:pStyle w:val="Normal"/>
+        <w:numPr>
+          <w:numId w:val="10"/>
+          <w:ilvl w:val="1"/>
+        </w:numPr>
+      </w:pPr>
+      <w:r>
+        <w:rPr>
+          <w:b/>
+          <w:rFonts w:ascii="Arial" w:hAnsi="Arial" w:cs="Arial" w:eastAsiaTheme="minorHAnsi"/>
+        </w:rPr>
+        <w:t>Bagging</w:t>
+      </w:r>
+      <w:r>
+        <w:t xml:space="preserve"> bekämpft Overfitting: Jeder Baum sieht nur einen zufälligen Ausschnitt der Daten → kein Baum kann die Trainingsdaten komplett auswendig lernen → weniger Overfitting.</w:t>
+      </w:r>
+    </w:p>
+    <w:p>
+      <w:pPr>
+        <w:pStyle w:val="Normal"/>
+        <w:numPr>
+          <w:numId w:val="10"/>
+          <w:ilvl w:val="1"/>
+        </w:numPr>
+      </w:pPr>
+      <w:r>
+        <w:rPr>
+          <w:b/>
+          <w:rFonts w:ascii="Arial" w:hAnsi="Arial" w:cs="Arial" w:eastAsiaTheme="minorHAnsi"/>
+        </w:rPr>
+        <w:t>Feature Subsampling</w:t>
+      </w:r>
+      <w:r>
+        <w:t xml:space="preserve"> bekämpft Instabilität: Jeder Baum spezialisiert sich auf andere Features → die Bäume sind alle verschieden → kein einzelner Ausreißer-Baum kann das Gesamtergebnis dominieren.</w:t>
+      </w:r>
+    </w:p>
+    <w:p>
+      <w:pPr>
+        <w:numPr>
+          <w:numId w:val="10"/>
+          <w:ilvl w:val="1"/>
+        </w:numPr>
+      </w:pPr>
+      <w:r>
+        <w:rPr>
+          <w:b/>
+          <w:rFonts w:ascii="Arial" w:hAnsi="Arial" w:cs="Arial" w:eastAsiaTheme="minorHAnsi"/>
+        </w:rPr>
+        <w:t>Majority Voting</w:t>
+      </w:r>
+      <w:r>
+        <w:t xml:space="preserve"> kombiniert die Stärken: 100 verschiedene, spezialisierte Bäume stimmen gemeinsam ab → Fehler einzelner Bäume werden durch die Mehrheit korrigiert.</w:t>
+      </w:r>
+    </w:p>
+    <w:p>
+      <w:r>
+        <w:pict w14:anchorId="2096672228">
+          <v:rect id="_x0000_i939" style="width: 468pt;height: 1.5pt;" fillcolor="#e5e7eb" o:hralign="center" o:hrstd="t" o:hr="t" stroked="f"/>
+        </w:pict>
+      </w:r>
+    </w:p>
+    <w:p>
+      <w:pPr>
+        <w:pStyle w:val="BlockQuote"/>
+      </w:pPr>
+    </w:p>
+    <w:p>
+      <w:r>
+        <w:t xml:space="preserve">🔑 </w:t>
+      </w:r>
+      <w:r>
+        <w:rPr>
+          <w:b/>
+        </w:rPr>
+        <w:t>Merksatz</w:t>
+      </w:r>
+      <w:r>
+        <w:t xml:space="preserve">: Ein einzelner Baum ist wie ein Experte der alles weiß aber manchmal falsch liegt. Random Forest ist wie 100 Spezialisten die gemeinsam abstimmen — die Mehrheit korrigiert die Fehler des Einzelnen. </w:t>
+      </w:r>
+      <w:r>
+        <w:t>Das ist der Kern warum Ensemble-Methoden generell besser sind als einzelne Modelle.</w:t>
+      </w:r>
+    </w:p>
+    <w:p/>
+    <w:p/>
+    <w:p>
+      <w:pPr>
+        <w:pStyle w:val="Heading4"/>
+      </w:pPr>
+      <w:r>
+        <w:t>Why can Naive Bayes still work well in practice even though its independence assumption is often unrealistic?</w:t>
+      </w:r>
+    </w:p>
+    <w:p>
+      <w:pPr>
+        <w:numPr>
+          <w:numId w:val="11"/>
+          <w:ilvl w:val="0"/>
+        </w:numPr>
+      </w:pPr>
+      <w:r>
+        <w:rPr>
+          <w:b/>
+          <w:rFonts w:ascii="Arial" w:hAnsi="Arial" w:cs="Arial" w:eastAsiaTheme="minorHAnsi"/>
+        </w:rPr>
+        <w:t>Merksatz:</w:t>
+      </w:r>
+      <w:r>
+        <w:t xml:space="preserve"> Naïve Bayes funktioniert in der Praxis gut, weil die Fehler durch die Unabhängigkeitsannahme sich oft gegenseitig ausgleichen — und weil er so schnell und einfach ist, dass er als Baseline immer der erste Schritt sein sollte, bevor man komplexere Modelle ausprobiert.</w:t>
+      </w:r>
+    </w:p>
+    <w:p/>
+    <w:p>
+      <w:r>
+        <w:t>Why is hyperparameter tuning especially important for models such as SVM, Random Forest, or XGBoost?</w:t>
+      </w:r>
+    </w:p>
+    <w:p>
+      <w:pPr>
+        <w:rPr>
+          <w:rFonts w:ascii="Arial" w:hAnsi="Arial" w:cs="Arial" w:eastAsiaTheme="minorHAnsi"/>
+          <w:kern w:val="2"/>
+          <w:lang w:val="en-US" w:eastAsia="en-US" w:bidi="ar-SA"/>
+          <w14:ligatures w14:val="standardContextual"/>
+        </w:rPr>
+        <w:numPr>
+          <w:numId w:val="12"/>
+          <w:ilvl w:val="0"/>
+        </w:numPr>
+      </w:pPr>
+      <w:r>
+        <w:rPr>
+          <w:b/>
+          <w:rFonts w:ascii="Arial" w:hAnsi="Arial" w:cs="Arial" w:eastAsiaTheme="minorHAnsi"/>
+        </w:rPr>
+        <w:t>Merksatz:</w:t>
+      </w:r>
+      <w:r>
+        <w:t xml:space="preserve"> Hyperparameter-Tuning ist nötig weil kein universell perfektes Setting existiert — jedes Problem braucht seine eigene Konfiguration. Deshalb probiert man systematisch verschiedene Kombinationen aus (z.B. per Grid Search) und wählt die beste.</w:t>
+      </w:r>
+    </w:p>
+    <w:p>
+      <w:pPr>
+        <w:numPr>
+          <w:numId w:val="12"/>
+          <w:ilvl w:val="0"/>
+        </w:numPr>
+      </w:pPr>
+      <w:r>
+        <w:drawing>
+          <wp:inline distT="0" distB="0" distL="0" distR="0">
+            <wp:extent cx="4581525" cy="3219450"/>
+            <wp:effectExtent l="0" t="0" r="0" b="0"/>
+            <wp:docPr id="1297568745" name="Uploaded picture"/>
+            <wp:cNvGraphicFramePr>
+              <a:graphicFrameLocks xmlns:a="http://schemas.openxmlformats.org/drawingml/2006/main" noChangeAspect="1"/>
+            </wp:cNvGraphicFramePr>
+            <a:graphic xmlns:a="http://schemas.openxmlformats.org/drawingml/2006/main">
+              <a:graphicData uri="http://schemas.openxmlformats.org/drawingml/2006/picture">
+                <pic:pic xmlns:pic="http://schemas.openxmlformats.org/drawingml/2006/picture">
+                  <pic:nvPicPr>
+                    <pic:cNvPr id="1297568745" name="Uploaded picture"/>
+                    <pic:cNvPicPr>
+                      <a:picLocks noChangeAspect="1" noChangeArrowheads="1"/>
+                    </pic:cNvPicPr>
+                  </pic:nvPicPr>
+                  <pic:blipFill>
+                    <a:blip r:embed="rId22"/>
+                    <a:stretch>
+                      <a:fillRect/>
+                    </a:stretch>
+                  </pic:blipFill>
+                  <pic:spPr bwMode="auto">
+                    <a:xfrm>
+                      <a:ext cx="4581525" cy="3219450"/>
+                      <a:off x="0" y="0"/>
+                    </a:xfrm>
+                    <a:prstGeom prst="rect">
+                      <a:avLst/>
+                    </a:prstGeom>
+                    <a:noFill/>
+                  </pic:spPr>
+                </pic:pic>
+              </a:graphicData>
+            </a:graphic>
+          </wp:inline>
+        </w:drawing>
+      </w:r>
+    </w:p>
+    <w:p>
+      <w:pPr>
+        <w:numPr>
+          <w:numId w:val="12"/>
+          <w:ilvl w:val="0"/>
+        </w:numPr>
+      </w:pPr>
+      <w:r>
+        <w:drawing>
+          <wp:inline distT="0" distB="0" distL="0" distR="0">
+            <wp:extent cx="4591050" cy="6991350"/>
+            <wp:effectExtent l="0" t="0" r="0" b="0"/>
+            <wp:docPr id="1905274336" name="Uploaded picture"/>
+            <wp:cNvGraphicFramePr>
+              <a:graphicFrameLocks xmlns:a="http://schemas.openxmlformats.org/drawingml/2006/main" noChangeAspect="1"/>
+            </wp:cNvGraphicFramePr>
+            <a:graphic xmlns:a="http://schemas.openxmlformats.org/drawingml/2006/main">
+              <a:graphicData uri="http://schemas.openxmlformats.org/drawingml/2006/picture">
+                <pic:pic xmlns:pic="http://schemas.openxmlformats.org/drawingml/2006/picture">
+                  <pic:nvPicPr>
+                    <pic:cNvPr id="1905274336" name="Uploaded picture"/>
+                    <pic:cNvPicPr>
+                      <a:picLocks noChangeAspect="1" noChangeArrowheads="1"/>
+                    </pic:cNvPicPr>
+                  </pic:nvPicPr>
+                  <pic:blipFill>
+                    <a:blip r:embed="rId23"/>
+                    <a:stretch>
+                      <a:fillRect/>
+                    </a:stretch>
+                  </pic:blipFill>
+                  <pic:spPr bwMode="auto">
+                    <a:xfrm>
+                      <a:ext cx="4591050" cy="6991350"/>
+                      <a:off x="0" y="0"/>
+                    </a:xfrm>
+                    <a:prstGeom prst="rect">
+                      <a:avLst/>
+                    </a:prstGeom>
+                    <a:noFill/>
+                  </pic:spPr>
+                </pic:pic>
+              </a:graphicData>
+            </a:graphic>
+          </wp:inline>
+        </w:drawing>
+      </w:r>
+    </w:p>
+    <w:p>
+      <w:pPr>
+        <w:rPr>
+          <w:rFonts w:ascii="Arial" w:hAnsi="Arial" w:cs="Arial" w:eastAsiaTheme="minorHAnsi"/>
+          <w:kern w:val="2"/>
+          <w:lang w:val="en-US" w:eastAsia="en-US" w:bidi="ar-SA"/>
+          <w14:ligatures w14:val="standardContextual"/>
+        </w:rPr>
+      </w:pPr>
+    </w:p>
+    <w:p/>
+    <w:p/>
+    <w:p/>
+    <w:p/>
+    <w:p>
+      <w:pPr>
+        <w:pStyle w:val="Heading4"/>
+      </w:pPr>
+      <w:r>
+        <w:t>In which situation would you choose Logistic Regression instead of XGBoost, and why?</w:t>
+      </w:r>
+    </w:p>
+    <w:p>
+      <w:pPr>
+        <w:rPr>
+          <w:rFonts w:ascii="Arial" w:hAnsi="Arial" w:cs="Arial" w:eastAsiaTheme="minorHAnsi"/>
+          <w:kern w:val="2"/>
+          <w:lang w:val="en-US" w:eastAsia="en-US" w:bidi="ar-SA"/>
+          <w14:ligatures w14:val="standardContextual"/>
+        </w:rPr>
+      </w:pPr>
+      <w:r>
+        <w:drawing>
+          <wp:inline distT="0" distB="0" distL="0" distR="0">
+            <wp:extent cx="4676775" cy="7391400"/>
+            <wp:effectExtent l="0" t="0" r="0" b="0"/>
+            <wp:docPr id="1905283367" name="Uploaded picture"/>
+            <wp:cNvGraphicFramePr>
+              <a:graphicFrameLocks xmlns:a="http://schemas.openxmlformats.org/drawingml/2006/main" noChangeAspect="1"/>
+            </wp:cNvGraphicFramePr>
+            <a:graphic xmlns:a="http://schemas.openxmlformats.org/drawingml/2006/main">
+              <a:graphicData uri="http://schemas.openxmlformats.org/drawingml/2006/picture">
+                <pic:pic xmlns:pic="http://schemas.openxmlformats.org/drawingml/2006/picture">
+                  <pic:nvPicPr>
+                    <pic:cNvPr id="1905283367" name="Uploaded picture"/>
+                    <pic:cNvPicPr>
+                      <a:picLocks noChangeAspect="1" noChangeArrowheads="1"/>
+                    </pic:cNvPicPr>
+                  </pic:nvPicPr>
+                  <pic:blipFill>
+                    <a:blip r:embed="rId24"/>
+                    <a:stretch>
+                      <a:fillRect/>
+                    </a:stretch>
+                  </pic:blipFill>
+                  <pic:spPr bwMode="auto">
+                    <a:xfrm>
+                      <a:ext cx="4676775" cy="7391400"/>
+                      <a:off x="0" y="0"/>
+                    </a:xfrm>
+                    <a:prstGeom prst="rect">
+                      <a:avLst/>
+                    </a:prstGeom>
+                    <a:noFill/>
+                  </pic:spPr>
+                </pic:pic>
+              </a:graphicData>
+            </a:graphic>
+          </wp:inline>
+        </w:drawing>
+      </w:r>
+    </w:p>
+    <w:p>
+      <w:pPr>
+        <w:rPr>
+          <w:rFonts w:ascii="Arial" w:hAnsi="Arial" w:cs="Arial" w:eastAsiaTheme="minorHAnsi"/>
+          <w:kern w:val="2"/>
+          <w:lang w:val="en-US" w:eastAsia="en-US" w:bidi="ar-SA"/>
+          <w14:ligatures w14:val="standardContextual"/>
+        </w:rPr>
+      </w:pPr>
+    </w:p>
+    <w:p/>
+    <w:p/>
+    <w:p>
+      <w:pPr>
+        <w:pStyle w:val="Heading4"/>
+      </w:pPr>
+      <w:r>
+        <w:t>Why can k-NN be attractive for small datasets but problematic for large datasets?</w:t>
+      </w:r>
+    </w:p>
+    <w:p/>
+    <w:p>
+      <w:r>
+        <w:drawing>
+          <wp:inline distT="0" distB="0" distL="0" distR="0">
+            <wp:extent cx="4800600" cy="4352925"/>
+            <wp:effectExtent l="0" t="0" r="0" b="0"/>
+            <wp:docPr id="1878694360" name="Uploaded picture"/>
+            <wp:cNvGraphicFramePr>
+              <a:graphicFrameLocks xmlns:a="http://schemas.openxmlformats.org/drawingml/2006/main" noChangeAspect="1"/>
+            </wp:cNvGraphicFramePr>
+            <a:graphic xmlns:a="http://schemas.openxmlformats.org/drawingml/2006/main">
+              <a:graphicData uri="http://schemas.openxmlformats.org/drawingml/2006/picture">
+                <pic:pic xmlns:pic="http://schemas.openxmlformats.org/drawingml/2006/picture">
+                  <pic:nvPicPr>
+                    <pic:cNvPr id="1878694360" name="Uploaded picture"/>
+                    <pic:cNvPicPr>
+                      <a:picLocks noChangeAspect="1" noChangeArrowheads="1"/>
+                    </pic:cNvPicPr>
+                  </pic:nvPicPr>
+                  <pic:blipFill>
+                    <a:blip r:embed="rId25"/>
+                    <a:stretch>
+                      <a:fillRect/>
+                    </a:stretch>
+                  </pic:blipFill>
+                  <pic:spPr bwMode="auto">
+                    <a:xfrm>
+                      <a:ext cx="4800600" cy="4352925"/>
+                      <a:off x="0" y="0"/>
+                    </a:xfrm>
+                    <a:prstGeom prst="rect">
+                      <a:avLst/>
+                    </a:prstGeom>
+                    <a:noFill/>
+                  </pic:spPr>
+                </pic:pic>
+              </a:graphicData>
+            </a:graphic>
+          </wp:inline>
+        </w:drawing>
+      </w:r>
+    </w:p>
+    <w:p/>
+    <w:p>
+      <w:r>
+        <w:t>Why is the Bayes Error theoretically important for understanding classification problems?</w:t>
+      </w:r>
+    </w:p>
+    <w:p>
+      <w:pPr>
+        <w:rPr>
+          <w:kern w:val="2"/>
+          <w:lang w:val="en-US" w:eastAsia="en-US" w:bidi="ar-SA"/>
+          <w14:ligatures w14:val="standardContextual"/>
+        </w:rPr>
+      </w:pPr>
+      <w:r>
+        <w:drawing>
+          <wp:inline distT="0" distB="0" distL="0" distR="0">
+            <wp:extent cx="4676775" cy="6353175"/>
+            <wp:effectExtent l="0" t="0" r="0" b="0"/>
+            <wp:docPr id="1343431644" name="Uploaded picture"/>
+            <wp:cNvGraphicFramePr>
+              <a:graphicFrameLocks xmlns:a="http://schemas.openxmlformats.org/drawingml/2006/main" noChangeAspect="1"/>
+            </wp:cNvGraphicFramePr>
+            <a:graphic xmlns:a="http://schemas.openxmlformats.org/drawingml/2006/main">
+              <a:graphicData uri="http://schemas.openxmlformats.org/drawingml/2006/picture">
+                <pic:pic xmlns:pic="http://schemas.openxmlformats.org/drawingml/2006/picture">
+                  <pic:nvPicPr>
+                    <pic:cNvPr id="1343431644" name="Uploaded picture"/>
+                    <pic:cNvPicPr>
+                      <a:picLocks noChangeAspect="1" noChangeArrowheads="1"/>
+                    </pic:cNvPicPr>
+                  </pic:nvPicPr>
+                  <pic:blipFill>
+                    <a:blip r:embed="rId26"/>
+                    <a:stretch>
+                      <a:fillRect/>
+                    </a:stretch>
+                  </pic:blipFill>
+                  <pic:spPr bwMode="auto">
+                    <a:xfrm>
+                      <a:ext cx="4676775" cy="6353175"/>
+                      <a:off x="0" y="0"/>
+                    </a:xfrm>
+                    <a:prstGeom prst="rect">
+                      <a:avLst/>
+                    </a:prstGeom>
+                    <a:noFill/>
+                  </pic:spPr>
+                </pic:pic>
+              </a:graphicData>
+            </a:graphic>
+          </wp:inline>
+        </w:drawing>
+      </w:r>
+    </w:p>
+    <w:p>
+      <w:pPr>
+        <w:rPr>
+          <w:rFonts w:ascii="Arial" w:hAnsi="Arial" w:cs="Arial" w:eastAsiaTheme="minorHAnsi"/>
+          <w:kern w:val="2"/>
+          <w:lang w:val="en-US" w:eastAsia="en-US" w:bidi="ar-SA"/>
+          <w14:ligatures w14:val="standardContextual"/>
+        </w:rPr>
+      </w:pPr>
     </w:p>
     <w:sectPr>
       <w:pgSz w:w="12240" w:h="15840"/>
@@ -1525,6 +2369,543 @@
     <w:nsid w:val="7B319EA3"/>
     <w:multiLevelType w:val="hybridMultilevel"/>
     <w:tmpl w:val="E2DA4947"/>
+    <w:lvl w:ilvl="0" w:tplc="04090001">
+      <w:start w:val="1"/>
+      <w:numFmt w:val="bullet"/>
+      <w:lvlText w:val="•"/>
+      <w:lvlJc w:val="left"/>
+      <w:pPr>
+        <w:ind w:left="720" w:hanging="360"/>
+      </w:pPr>
+      <w:rPr>
+        <w:rFonts w:ascii="Symbol" w:hAnsi="Symbol" w:hint="default"/>
+      </w:rPr>
+    </w:lvl>
+    <w:lvl w:ilvl="1" w:tplc="04090003" w:tentative="1">
+      <w:start w:val="1"/>
+      <w:numFmt w:val="bullet"/>
+      <w:lvlText w:val="◦"/>
+      <w:lvlJc w:val="left"/>
+      <w:pPr>
+        <w:ind w:left="1440" w:hanging="360"/>
+      </w:pPr>
+      <w:rPr>
+        <w:rFonts w:ascii="Courier New" w:hAnsi="Courier New" w:cs="Courier New" w:hint="default"/>
+      </w:rPr>
+    </w:lvl>
+    <w:lvl w:ilvl="2" w:tplc="04090005" w:tentative="1">
+      <w:start w:val="1"/>
+      <w:numFmt w:val="bullet"/>
+      <w:lvlText w:val="▪"/>
+      <w:lvlJc w:val="left"/>
+      <w:pPr>
+        <w:ind w:left="2160" w:hanging="360"/>
+      </w:pPr>
+      <w:rPr>
+        <w:rFonts w:ascii="Wingdings" w:hAnsi="Wingdings" w:hint="default"/>
+      </w:rPr>
+    </w:lvl>
+    <w:lvl w:ilvl="3" w:tplc="04090001" w:tentative="1">
+      <w:start w:val="1"/>
+      <w:numFmt w:val="bullet"/>
+      <w:lvlText w:val="•"/>
+      <w:lvlJc w:val="left"/>
+      <w:pPr>
+        <w:ind w:left="2880" w:hanging="360"/>
+      </w:pPr>
+      <w:rPr>
+        <w:rFonts w:ascii="Symbol" w:hAnsi="Symbol" w:hint="default"/>
+      </w:rPr>
+    </w:lvl>
+    <w:lvl w:ilvl="4" w:tplc="04090003" w:tentative="1">
+      <w:start w:val="1"/>
+      <w:numFmt w:val="bullet"/>
+      <w:lvlText w:val="◦"/>
+      <w:lvlJc w:val="left"/>
+      <w:pPr>
+        <w:ind w:left="3600" w:hanging="360"/>
+      </w:pPr>
+      <w:rPr>
+        <w:rFonts w:ascii="Courier New" w:hAnsi="Courier New" w:cs="Courier New" w:hint="default"/>
+      </w:rPr>
+    </w:lvl>
+    <w:lvl w:ilvl="5" w:tplc="04090005" w:tentative="1">
+      <w:start w:val="1"/>
+      <w:numFmt w:val="bullet"/>
+      <w:lvlText w:val="▪"/>
+      <w:lvlJc w:val="left"/>
+      <w:pPr>
+        <w:ind w:left="4320" w:hanging="360"/>
+      </w:pPr>
+      <w:rPr>
+        <w:rFonts w:ascii="Wingdings" w:hAnsi="Wingdings" w:hint="default"/>
+      </w:rPr>
+    </w:lvl>
+    <w:lvl w:ilvl="6" w:tplc="04090001" w:tentative="1">
+      <w:start w:val="1"/>
+      <w:numFmt w:val="bullet"/>
+      <w:lvlText w:val=""/>
+      <w:lvlJc w:val="left"/>
+      <w:pPr>
+        <w:ind w:left="5040" w:hanging="360"/>
+      </w:pPr>
+      <w:rPr>
+        <w:rFonts w:ascii="Symbol" w:hAnsi="Symbol" w:hint="default"/>
+      </w:rPr>
+    </w:lvl>
+    <w:lvl w:ilvl="7" w:tplc="04090003" w:tentative="1">
+      <w:start w:val="1"/>
+      <w:numFmt w:val="bullet"/>
+      <w:lvlText w:val="o"/>
+      <w:lvlJc w:val="left"/>
+      <w:pPr>
+        <w:ind w:left="5760" w:hanging="360"/>
+      </w:pPr>
+      <w:rPr>
+        <w:rFonts w:ascii="Courier New" w:hAnsi="Courier New" w:cs="Courier New" w:hint="default"/>
+      </w:rPr>
+    </w:lvl>
+    <w:lvl w:ilvl="8" w:tplc="04090005" w:tentative="1">
+      <w:start w:val="1"/>
+      <w:numFmt w:val="bullet"/>
+      <w:lvlText w:val=""/>
+      <w:lvlJc w:val="left"/>
+      <w:pPr>
+        <w:ind w:left="6480" w:hanging="360"/>
+      </w:pPr>
+      <w:rPr>
+        <w:rFonts w:ascii="Wingdings" w:hAnsi="Wingdings" w:hint="default"/>
+      </w:rPr>
+    </w:lvl>
+  </w:abstractNum>
+  <w:abstractNum w:abstractNumId="7" w15:restartNumberingAfterBreak="0">
+    <w:nsid w:val="E8B46342"/>
+    <w:multiLevelType w:val="hybridMultilevel"/>
+    <w:tmpl w:val="6B5E2C98"/>
+    <w:lvl w:ilvl="0" w:tplc="04090001">
+      <w:start w:val="1"/>
+      <w:numFmt w:val="bullet"/>
+      <w:lvlText w:val="•"/>
+      <w:lvlJc w:val="left"/>
+      <w:pPr>
+        <w:ind w:left="720" w:hanging="360"/>
+      </w:pPr>
+      <w:rPr>
+        <w:rFonts w:ascii="Symbol" w:hAnsi="Symbol" w:hint="default"/>
+      </w:rPr>
+    </w:lvl>
+    <w:lvl w:ilvl="1" w:tplc="04090003" w:tentative="1">
+      <w:start w:val="1"/>
+      <w:numFmt w:val="bullet"/>
+      <w:lvlText w:val="◦"/>
+      <w:lvlJc w:val="left"/>
+      <w:pPr>
+        <w:ind w:left="1440" w:hanging="360"/>
+      </w:pPr>
+      <w:rPr>
+        <w:rFonts w:ascii="Courier New" w:hAnsi="Courier New" w:cs="Courier New" w:hint="default"/>
+      </w:rPr>
+    </w:lvl>
+    <w:lvl w:ilvl="2" w:tplc="04090005" w:tentative="1">
+      <w:start w:val="1"/>
+      <w:numFmt w:val="bullet"/>
+      <w:lvlText w:val="▪"/>
+      <w:lvlJc w:val="left"/>
+      <w:pPr>
+        <w:ind w:left="2160" w:hanging="360"/>
+      </w:pPr>
+      <w:rPr>
+        <w:rFonts w:ascii="Wingdings" w:hAnsi="Wingdings" w:hint="default"/>
+      </w:rPr>
+    </w:lvl>
+    <w:lvl w:ilvl="3" w:tplc="04090001" w:tentative="1">
+      <w:start w:val="1"/>
+      <w:numFmt w:val="bullet"/>
+      <w:lvlText w:val="•"/>
+      <w:lvlJc w:val="left"/>
+      <w:pPr>
+        <w:ind w:left="2880" w:hanging="360"/>
+      </w:pPr>
+      <w:rPr>
+        <w:rFonts w:ascii="Symbol" w:hAnsi="Symbol" w:hint="default"/>
+      </w:rPr>
+    </w:lvl>
+    <w:lvl w:ilvl="4" w:tplc="04090003" w:tentative="1">
+      <w:start w:val="1"/>
+      <w:numFmt w:val="bullet"/>
+      <w:lvlText w:val="◦"/>
+      <w:lvlJc w:val="left"/>
+      <w:pPr>
+        <w:ind w:left="3600" w:hanging="360"/>
+      </w:pPr>
+      <w:rPr>
+        <w:rFonts w:ascii="Courier New" w:hAnsi="Courier New" w:cs="Courier New" w:hint="default"/>
+      </w:rPr>
+    </w:lvl>
+    <w:lvl w:ilvl="5" w:tplc="04090005" w:tentative="1">
+      <w:start w:val="1"/>
+      <w:numFmt w:val="bullet"/>
+      <w:lvlText w:val="▪"/>
+      <w:lvlJc w:val="left"/>
+      <w:pPr>
+        <w:ind w:left="4320" w:hanging="360"/>
+      </w:pPr>
+      <w:rPr>
+        <w:rFonts w:ascii="Wingdings" w:hAnsi="Wingdings" w:hint="default"/>
+      </w:rPr>
+    </w:lvl>
+    <w:lvl w:ilvl="6" w:tplc="04090001" w:tentative="1">
+      <w:start w:val="1"/>
+      <w:numFmt w:val="bullet"/>
+      <w:lvlText w:val=""/>
+      <w:lvlJc w:val="left"/>
+      <w:pPr>
+        <w:ind w:left="5040" w:hanging="360"/>
+      </w:pPr>
+      <w:rPr>
+        <w:rFonts w:ascii="Symbol" w:hAnsi="Symbol" w:hint="default"/>
+      </w:rPr>
+    </w:lvl>
+    <w:lvl w:ilvl="7" w:tplc="04090003" w:tentative="1">
+      <w:start w:val="1"/>
+      <w:numFmt w:val="bullet"/>
+      <w:lvlText w:val="o"/>
+      <w:lvlJc w:val="left"/>
+      <w:pPr>
+        <w:ind w:left="5760" w:hanging="360"/>
+      </w:pPr>
+      <w:rPr>
+        <w:rFonts w:ascii="Courier New" w:hAnsi="Courier New" w:cs="Courier New" w:hint="default"/>
+      </w:rPr>
+    </w:lvl>
+    <w:lvl w:ilvl="8" w:tplc="04090005" w:tentative="1">
+      <w:start w:val="1"/>
+      <w:numFmt w:val="bullet"/>
+      <w:lvlText w:val=""/>
+      <w:lvlJc w:val="left"/>
+      <w:pPr>
+        <w:ind w:left="6480" w:hanging="360"/>
+      </w:pPr>
+      <w:rPr>
+        <w:rFonts w:ascii="Wingdings" w:hAnsi="Wingdings" w:hint="default"/>
+      </w:rPr>
+    </w:lvl>
+  </w:abstractNum>
+  <w:abstractNum w:abstractNumId="8" w15:restartNumberingAfterBreak="0">
+    <w:multiLevelType w:val="hybridMultilevel"/>
+    <w:tmpl w:val="95DE39AE"/>
+    <w:lvl w:ilvl="0" w:tplc="0409000F">
+      <w:start w:val="1"/>
+      <w:numFmt w:val="decimal"/>
+      <w:lvlText w:val="%1."/>
+      <w:lvlJc w:val="left"/>
+      <w:pPr>
+        <w:ind w:left="720" w:hanging="360"/>
+      </w:pPr>
+    </w:lvl>
+    <w:lvl w:ilvl="1" w:tplc="04090019" w:tentative="1">
+      <w:start w:val="1"/>
+      <w:numFmt w:val="lowerLetter"/>
+      <w:lvlText w:val="%2."/>
+      <w:lvlJc w:val="left"/>
+      <w:pPr>
+        <w:ind w:left="1440" w:hanging="360"/>
+      </w:pPr>
+    </w:lvl>
+    <w:lvl w:ilvl="2" w:tplc="0409001B" w:tentative="1">
+      <w:start w:val="1"/>
+      <w:numFmt w:val="lowerRoman"/>
+      <w:lvlText w:val="%3."/>
+      <w:lvlJc w:val="right"/>
+      <w:pPr>
+        <w:ind w:left="2160" w:hanging="180"/>
+      </w:pPr>
+    </w:lvl>
+    <w:lvl w:ilvl="3" w:tplc="0409000F" w:tentative="1">
+      <w:start w:val="1"/>
+      <w:numFmt w:val="decimal"/>
+      <w:lvlText w:val="%4."/>
+      <w:lvlJc w:val="left"/>
+      <w:pPr>
+        <w:ind w:left="2880" w:hanging="360"/>
+      </w:pPr>
+    </w:lvl>
+    <w:lvl w:ilvl="4" w:tplc="04090019" w:tentative="1">
+      <w:start w:val="1"/>
+      <w:numFmt w:val="lowerLetter"/>
+      <w:lvlText w:val="%5."/>
+      <w:lvlJc w:val="left"/>
+      <w:pPr>
+        <w:ind w:left="3600" w:hanging="360"/>
+      </w:pPr>
+    </w:lvl>
+    <w:lvl w:ilvl="5" w:tplc="0409001B" w:tentative="1">
+      <w:start w:val="1"/>
+      <w:numFmt w:val="lowerRoman"/>
+      <w:lvlText w:val="%6."/>
+      <w:lvlJc w:val="right"/>
+      <w:pPr>
+        <w:ind w:left="4320" w:hanging="180"/>
+      </w:pPr>
+    </w:lvl>
+    <w:lvl w:ilvl="6" w:tplc="0409000F" w:tentative="1">
+      <w:start w:val="1"/>
+      <w:numFmt w:val="decimal"/>
+      <w:lvlText w:val="%7."/>
+      <w:lvlJc w:val="left"/>
+      <w:pPr>
+        <w:ind w:left="5040" w:hanging="360"/>
+      </w:pPr>
+    </w:lvl>
+    <w:lvl w:ilvl="7" w:tplc="04090019" w:tentative="1">
+      <w:start w:val="1"/>
+      <w:numFmt w:val="lowerLetter"/>
+      <w:lvlText w:val="%8."/>
+      <w:lvlJc w:val="left"/>
+      <w:pPr>
+        <w:ind w:left="5760" w:hanging="360"/>
+      </w:pPr>
+    </w:lvl>
+    <w:lvl w:ilvl="8" w:tplc="0409001B" w:tentative="1">
+      <w:start w:val="1"/>
+      <w:numFmt w:val="lowerRoman"/>
+      <w:lvlText w:val="%9."/>
+      <w:lvlJc w:val="right"/>
+      <w:pPr>
+        <w:ind w:left="6480" w:hanging="180"/>
+      </w:pPr>
+    </w:lvl>
+  </w:abstractNum>
+  <w:abstractNum w:abstractNumId="9" w15:restartNumberingAfterBreak="0">
+    <w:nsid w:val="761FB7BD"/>
+    <w:multiLevelType w:val="hybridMultilevel"/>
+    <w:tmpl w:val="4C00519A"/>
+    <w:lvl w:ilvl="0" w:tplc="04090001">
+      <w:start w:val="1"/>
+      <w:numFmt w:val="bullet"/>
+      <w:lvlText w:val="•"/>
+      <w:lvlJc w:val="left"/>
+      <w:pPr>
+        <w:ind w:left="720" w:hanging="360"/>
+      </w:pPr>
+      <w:rPr>
+        <w:rFonts w:ascii="Symbol" w:hAnsi="Symbol" w:hint="default"/>
+      </w:rPr>
+    </w:lvl>
+    <w:lvl w:ilvl="1" w:tplc="04090003" w:tentative="1">
+      <w:start w:val="1"/>
+      <w:numFmt w:val="bullet"/>
+      <w:lvlText w:val="◦"/>
+      <w:lvlJc w:val="left"/>
+      <w:pPr>
+        <w:ind w:left="1440" w:hanging="360"/>
+      </w:pPr>
+      <w:rPr>
+        <w:rFonts w:ascii="Courier New" w:hAnsi="Courier New" w:cs="Courier New" w:hint="default"/>
+      </w:rPr>
+    </w:lvl>
+    <w:lvl w:ilvl="2" w:tplc="04090005" w:tentative="1">
+      <w:start w:val="1"/>
+      <w:numFmt w:val="bullet"/>
+      <w:lvlText w:val="▪"/>
+      <w:lvlJc w:val="left"/>
+      <w:pPr>
+        <w:ind w:left="2160" w:hanging="360"/>
+      </w:pPr>
+      <w:rPr>
+        <w:rFonts w:ascii="Wingdings" w:hAnsi="Wingdings" w:hint="default"/>
+      </w:rPr>
+    </w:lvl>
+    <w:lvl w:ilvl="3" w:tplc="04090001" w:tentative="1">
+      <w:start w:val="1"/>
+      <w:numFmt w:val="bullet"/>
+      <w:lvlText w:val="•"/>
+      <w:lvlJc w:val="left"/>
+      <w:pPr>
+        <w:ind w:left="2880" w:hanging="360"/>
+      </w:pPr>
+      <w:rPr>
+        <w:rFonts w:ascii="Symbol" w:hAnsi="Symbol" w:hint="default"/>
+      </w:rPr>
+    </w:lvl>
+    <w:lvl w:ilvl="4" w:tplc="04090003" w:tentative="1">
+      <w:start w:val="1"/>
+      <w:numFmt w:val="bullet"/>
+      <w:lvlText w:val="◦"/>
+      <w:lvlJc w:val="left"/>
+      <w:pPr>
+        <w:ind w:left="3600" w:hanging="360"/>
+      </w:pPr>
+      <w:rPr>
+        <w:rFonts w:ascii="Courier New" w:hAnsi="Courier New" w:cs="Courier New" w:hint="default"/>
+      </w:rPr>
+    </w:lvl>
+    <w:lvl w:ilvl="5" w:tplc="04090005" w:tentative="1">
+      <w:start w:val="1"/>
+      <w:numFmt w:val="bullet"/>
+      <w:lvlText w:val="▪"/>
+      <w:lvlJc w:val="left"/>
+      <w:pPr>
+        <w:ind w:left="4320" w:hanging="360"/>
+      </w:pPr>
+      <w:rPr>
+        <w:rFonts w:ascii="Wingdings" w:hAnsi="Wingdings" w:hint="default"/>
+      </w:rPr>
+    </w:lvl>
+    <w:lvl w:ilvl="6" w:tplc="04090001" w:tentative="1">
+      <w:start w:val="1"/>
+      <w:numFmt w:val="bullet"/>
+      <w:lvlText w:val=""/>
+      <w:lvlJc w:val="left"/>
+      <w:pPr>
+        <w:ind w:left="5040" w:hanging="360"/>
+      </w:pPr>
+      <w:rPr>
+        <w:rFonts w:ascii="Symbol" w:hAnsi="Symbol" w:hint="default"/>
+      </w:rPr>
+    </w:lvl>
+    <w:lvl w:ilvl="7" w:tplc="04090003" w:tentative="1">
+      <w:start w:val="1"/>
+      <w:numFmt w:val="bullet"/>
+      <w:lvlText w:val="o"/>
+      <w:lvlJc w:val="left"/>
+      <w:pPr>
+        <w:ind w:left="5760" w:hanging="360"/>
+      </w:pPr>
+      <w:rPr>
+        <w:rFonts w:ascii="Courier New" w:hAnsi="Courier New" w:cs="Courier New" w:hint="default"/>
+      </w:rPr>
+    </w:lvl>
+    <w:lvl w:ilvl="8" w:tplc="04090005" w:tentative="1">
+      <w:start w:val="1"/>
+      <w:numFmt w:val="bullet"/>
+      <w:lvlText w:val=""/>
+      <w:lvlJc w:val="left"/>
+      <w:pPr>
+        <w:ind w:left="6480" w:hanging="360"/>
+      </w:pPr>
+      <w:rPr>
+        <w:rFonts w:ascii="Wingdings" w:hAnsi="Wingdings" w:hint="default"/>
+      </w:rPr>
+    </w:lvl>
+  </w:abstractNum>
+  <w:abstractNum w:abstractNumId="10" w15:restartNumberingAfterBreak="0">
+    <w:nsid w:val="C645769A"/>
+    <w:multiLevelType w:val="hybridMultilevel"/>
+    <w:tmpl w:val="6DA8E88E"/>
+    <w:lvl w:ilvl="0" w:tplc="04090001">
+      <w:start w:val="1"/>
+      <w:numFmt w:val="bullet"/>
+      <w:lvlText w:val="•"/>
+      <w:lvlJc w:val="left"/>
+      <w:pPr>
+        <w:ind w:left="720" w:hanging="360"/>
+      </w:pPr>
+      <w:rPr>
+        <w:rFonts w:ascii="Symbol" w:hAnsi="Symbol" w:hint="default"/>
+      </w:rPr>
+    </w:lvl>
+    <w:lvl w:ilvl="1" w:tplc="04090003" w:tentative="1">
+      <w:start w:val="1"/>
+      <w:numFmt w:val="bullet"/>
+      <w:lvlText w:val="◦"/>
+      <w:lvlJc w:val="left"/>
+      <w:pPr>
+        <w:ind w:left="1440" w:hanging="360"/>
+      </w:pPr>
+      <w:rPr>
+        <w:rFonts w:ascii="Courier New" w:hAnsi="Courier New" w:cs="Courier New" w:hint="default"/>
+      </w:rPr>
+    </w:lvl>
+    <w:lvl w:ilvl="2" w:tplc="04090005" w:tentative="1">
+      <w:start w:val="1"/>
+      <w:numFmt w:val="bullet"/>
+      <w:lvlText w:val="▪"/>
+      <w:lvlJc w:val="left"/>
+      <w:pPr>
+        <w:ind w:left="2160" w:hanging="360"/>
+      </w:pPr>
+      <w:rPr>
+        <w:rFonts w:ascii="Wingdings" w:hAnsi="Wingdings" w:hint="default"/>
+      </w:rPr>
+    </w:lvl>
+    <w:lvl w:ilvl="3" w:tplc="04090001" w:tentative="1">
+      <w:start w:val="1"/>
+      <w:numFmt w:val="bullet"/>
+      <w:lvlText w:val="•"/>
+      <w:lvlJc w:val="left"/>
+      <w:pPr>
+        <w:ind w:left="2880" w:hanging="360"/>
+      </w:pPr>
+      <w:rPr>
+        <w:rFonts w:ascii="Symbol" w:hAnsi="Symbol" w:hint="default"/>
+      </w:rPr>
+    </w:lvl>
+    <w:lvl w:ilvl="4" w:tplc="04090003" w:tentative="1">
+      <w:start w:val="1"/>
+      <w:numFmt w:val="bullet"/>
+      <w:lvlText w:val="◦"/>
+      <w:lvlJc w:val="left"/>
+      <w:pPr>
+        <w:ind w:left="3600" w:hanging="360"/>
+      </w:pPr>
+      <w:rPr>
+        <w:rFonts w:ascii="Courier New" w:hAnsi="Courier New" w:cs="Courier New" w:hint="default"/>
+      </w:rPr>
+    </w:lvl>
+    <w:lvl w:ilvl="5" w:tplc="04090005" w:tentative="1">
+      <w:start w:val="1"/>
+      <w:numFmt w:val="bullet"/>
+      <w:lvlText w:val="▪"/>
+      <w:lvlJc w:val="left"/>
+      <w:pPr>
+        <w:ind w:left="4320" w:hanging="360"/>
+      </w:pPr>
+      <w:rPr>
+        <w:rFonts w:ascii="Wingdings" w:hAnsi="Wingdings" w:hint="default"/>
+      </w:rPr>
+    </w:lvl>
+    <w:lvl w:ilvl="6" w:tplc="04090001" w:tentative="1">
+      <w:start w:val="1"/>
+      <w:numFmt w:val="bullet"/>
+      <w:lvlText w:val=""/>
+      <w:lvlJc w:val="left"/>
+      <w:pPr>
+        <w:ind w:left="5040" w:hanging="360"/>
+      </w:pPr>
+      <w:rPr>
+        <w:rFonts w:ascii="Symbol" w:hAnsi="Symbol" w:hint="default"/>
+      </w:rPr>
+    </w:lvl>
+    <w:lvl w:ilvl="7" w:tplc="04090003" w:tentative="1">
+      <w:start w:val="1"/>
+      <w:numFmt w:val="bullet"/>
+      <w:lvlText w:val="o"/>
+      <w:lvlJc w:val="left"/>
+      <w:pPr>
+        <w:ind w:left="5760" w:hanging="360"/>
+      </w:pPr>
+      <w:rPr>
+        <w:rFonts w:ascii="Courier New" w:hAnsi="Courier New" w:cs="Courier New" w:hint="default"/>
+      </w:rPr>
+    </w:lvl>
+    <w:lvl w:ilvl="8" w:tplc="04090005" w:tentative="1">
+      <w:start w:val="1"/>
+      <w:numFmt w:val="bullet"/>
+      <w:lvlText w:val=""/>
+      <w:lvlJc w:val="left"/>
+      <w:pPr>
+        <w:ind w:left="6480" w:hanging="360"/>
+      </w:pPr>
+      <w:rPr>
+        <w:rFonts w:ascii="Wingdings" w:hAnsi="Wingdings" w:hint="default"/>
+      </w:rPr>
+    </w:lvl>
+  </w:abstractNum>
+  <w:abstractNum w:abstractNumId="11" w15:restartNumberingAfterBreak="0">
+    <w:nsid w:val="42EC170C"/>
+    <w:multiLevelType w:val="hybridMultilevel"/>
+    <w:tmpl w:val="69918CDB"/>
     <w:lvl w:ilvl="0" w:tplc="04090001">
       <w:start w:val="1"/>
       <w:numFmt w:val="bullet"/>
@@ -1654,6 +3035,21 @@
   </w:num>
   <w:num w:numId="7">
     <w:abstractNumId w:val="6"/>
+  </w:num>
+  <w:num w:numId="8">
+    <w:abstractNumId w:val="7"/>
+  </w:num>
+  <w:num w:numId="9">
+    <w:abstractNumId w:val="8"/>
+  </w:num>
+  <w:num w:numId="10">
+    <w:abstractNumId w:val="9"/>
+  </w:num>
+  <w:num w:numId="11">
+    <w:abstractNumId w:val="10"/>
+  </w:num>
+  <w:num w:numId="12">
+    <w:abstractNumId w:val="11"/>
   </w:num>
 </w:numbering>
 </file>
